--- a/WF6_DataCenter_Repository_BRD.docx
+++ b/WF6_DataCenter_Repository_BRD.docx
@@ -6552,7 +6552,7 @@
           <w:sz w:val="20"/>
           <w:szCs w:val="20"/>
         </w:rPr>
-        <w:t xml:space="preserve">The workflow comprises the following fourteen screens, each detailed in Section 4:</w:t>
+        <w:t>The workflow comprises the following sixteen screens, each detailed in Section 4:</w:t>
       </w:r>
     </w:p>
     <w:p>
@@ -8187,6 +8187,220 @@
                 <w:szCs w:val="19"/>
               </w:rPr>
               <w:t xml:space="preserve">Reusable overlay with two states: User request submission and Admin review/approval</w:t>
+            </w:r>
+          </w:p>
+        </w:tc>
+      </w:tr>
+      <w:tr>
+        <w:trPr>
+          <w:tblHeader w:val="false"/>
+        </w:trPr>
+        <w:tc>
+          <w:tcPr>
+            <w:tcW w:type="dxa" w:w="1000"/>
+            <w:tcBorders>
+              <w:top w:val="single" w:color="CBD5E1" w:sz="1"/>
+              <w:left w:val="single" w:color="CBD5E1" w:sz="1"/>
+              <w:bottom w:val="single" w:color="CBD5E1" w:sz="1"/>
+              <w:right w:val="single" w:color="CBD5E1" w:sz="1"/>
+            </w:tcBorders>
+            <w:shd w:fill="F8FAFC" w:val="clear"/>
+            <w:tcMar>
+              <w:top w:type="dxa" w:w="80"/>
+              <w:left w:type="dxa" w:w="120"/>
+              <w:bottom w:type="dxa" w:w="80"/>
+              <w:right w:type="dxa" w:w="120"/>
+            </w:tcMar>
+            <w:vAlign w:val="top"/>
+          </w:tcPr>
+          <w:p>
+            <w:pPr>
+              <w:spacing w:after="0" w:before="0"/>
+              <w:jc w:val="left"/>
+            </w:pPr>
+            <w:r>
+              <w:rPr>
+                <w:rFonts w:ascii="Arial" w:cs="Arial" w:eastAsia="Arial" w:hAnsi="Arial"/>
+                <w:color w:val="1E293B"/>
+                <w:sz w:val="19"/>
+                <w:szCs w:val="19"/>
+              </w:rPr>
+              <w:t xml:space="preserve">S15</w:t>
+            </w:r>
+          </w:p>
+        </w:tc>
+        <w:tc>
+          <w:tcPr>
+            <w:tcW w:type="dxa" w:w="2400"/>
+            <w:tcBorders>
+              <w:top w:val="single" w:color="CBD5E1" w:sz="1"/>
+              <w:left w:val="single" w:color="CBD5E1" w:sz="1"/>
+              <w:bottom w:val="single" w:color="CBD5E1" w:sz="1"/>
+              <w:right w:val="single" w:color="CBD5E1" w:sz="1"/>
+            </w:tcBorders>
+            <w:shd w:fill="F8FAFC" w:val="clear"/>
+            <w:tcMar>
+              <w:top w:type="dxa" w:w="80"/>
+              <w:left w:type="dxa" w:w="120"/>
+              <w:bottom w:type="dxa" w:w="80"/>
+              <w:right w:type="dxa" w:w="120"/>
+            </w:tcMar>
+            <w:vAlign w:val="top"/>
+          </w:tcPr>
+          <w:p>
+            <w:pPr>
+              <w:spacing w:after="0" w:before="0"/>
+              <w:jc w:val="left"/>
+            </w:pPr>
+            <w:r>
+              <w:rPr>
+                <w:rFonts w:ascii="Arial" w:cs="Arial" w:eastAsia="Arial" w:hAnsi="Arial"/>
+                <w:color w:val="1E293B"/>
+                <w:sz w:val="19"/>
+                <w:szCs w:val="19"/>
+              </w:rPr>
+              <w:t xml:space="preserve">Reference Data Viewer</w:t>
+            </w:r>
+          </w:p>
+        </w:tc>
+        <w:tc>
+          <w:tcPr>
+            <w:tcW w:type="dxa" w:w="5960"/>
+            <w:tcBorders>
+              <w:top w:val="single" w:color="CBD5E1" w:sz="1"/>
+              <w:left w:val="single" w:color="CBD5E1" w:sz="1"/>
+              <w:bottom w:val="single" w:color="CBD5E1" w:sz="1"/>
+              <w:right w:val="single" w:color="CBD5E1" w:sz="1"/>
+            </w:tcBorders>
+            <w:shd w:fill="F8FAFC" w:val="clear"/>
+            <w:tcMar>
+              <w:top w:type="dxa" w:w="80"/>
+              <w:left w:type="dxa" w:w="120"/>
+              <w:bottom w:type="dxa" w:w="80"/>
+              <w:right w:type="dxa" w:w="120"/>
+            </w:tcMar>
+            <w:vAlign w:val="top"/>
+          </w:tcPr>
+          <w:p>
+            <w:pPr>
+              <w:spacing w:after="0" w:before="0"/>
+              <w:jc w:val="left"/>
+            </w:pPr>
+            <w:r>
+              <w:rPr>
+                <w:rFonts w:ascii="Arial" w:cs="Arial" w:eastAsia="Arial" w:hAnsi="Arial"/>
+                <w:color w:val="1E293B"/>
+                <w:sz w:val="19"/>
+                <w:szCs w:val="19"/>
+              </w:rPr>
+              <w:t xml:space="preserve">Tabular preview of the ingested reference dataset: column names, data types, row count, version history, and inline data preview with download capability</w:t>
+            </w:r>
+          </w:p>
+        </w:tc>
+      </w:tr>
+      <w:tr>
+        <w:trPr>
+          <w:tblHeader w:val="false"/>
+        </w:trPr>
+        <w:tc>
+          <w:tcPr>
+            <w:tcW w:type="dxa" w:w="1000"/>
+            <w:tcBorders>
+              <w:top w:val="single" w:color="CBD5E1" w:sz="1"/>
+              <w:left w:val="single" w:color="CBD5E1" w:sz="1"/>
+              <w:bottom w:val="single" w:color="CBD5E1" w:sz="1"/>
+              <w:right w:val="single" w:color="CBD5E1" w:sz="1"/>
+            </w:tcBorders>
+            <w:shd w:fill="F8FAFC" w:val="clear"/>
+            <w:tcMar>
+              <w:top w:type="dxa" w:w="80"/>
+              <w:left w:type="dxa" w:w="120"/>
+              <w:bottom w:type="dxa" w:w="80"/>
+              <w:right w:type="dxa" w:w="120"/>
+            </w:tcMar>
+            <w:vAlign w:val="top"/>
+          </w:tcPr>
+          <w:p>
+            <w:pPr>
+              <w:spacing w:after="0" w:before="0"/>
+              <w:jc w:val="left"/>
+            </w:pPr>
+            <w:r>
+              <w:rPr>
+                <w:rFonts w:ascii="Arial" w:cs="Arial" w:eastAsia="Arial" w:hAnsi="Arial"/>
+                <w:color w:val="1E293B"/>
+                <w:sz w:val="19"/>
+                <w:szCs w:val="19"/>
+              </w:rPr>
+              <w:t xml:space="preserve">S16</w:t>
+            </w:r>
+          </w:p>
+        </w:tc>
+        <w:tc>
+          <w:tcPr>
+            <w:tcW w:type="dxa" w:w="2400"/>
+            <w:tcBorders>
+              <w:top w:val="single" w:color="CBD5E1" w:sz="1"/>
+              <w:left w:val="single" w:color="CBD5E1" w:sz="1"/>
+              <w:bottom w:val="single" w:color="CBD5E1" w:sz="1"/>
+              <w:right w:val="single" w:color="CBD5E1" w:sz="1"/>
+            </w:tcBorders>
+            <w:shd w:fill="F8FAFC" w:val="clear"/>
+            <w:tcMar>
+              <w:top w:type="dxa" w:w="80"/>
+              <w:left w:type="dxa" w:w="120"/>
+              <w:bottom w:type="dxa" w:w="80"/>
+              <w:right w:type="dxa" w:w="120"/>
+            </w:tcMar>
+            <w:vAlign w:val="top"/>
+          </w:tcPr>
+          <w:p>
+            <w:pPr>
+              <w:spacing w:after="0" w:before="0"/>
+              <w:jc w:val="left"/>
+            </w:pPr>
+            <w:r>
+              <w:rPr>
+                <w:rFonts w:ascii="Arial" w:cs="Arial" w:eastAsia="Arial" w:hAnsi="Arial"/>
+                <w:color w:val="1E293B"/>
+                <w:sz w:val="19"/>
+                <w:szCs w:val="19"/>
+              </w:rPr>
+              <w:t xml:space="preserve">Validation Data Viewer</w:t>
+            </w:r>
+          </w:p>
+        </w:tc>
+        <w:tc>
+          <w:tcPr>
+            <w:tcW w:type="dxa" w:w="5960"/>
+            <w:tcBorders>
+              <w:top w:val="single" w:color="CBD5E1" w:sz="1"/>
+              <w:left w:val="single" w:color="CBD5E1" w:sz="1"/>
+              <w:bottom w:val="single" w:color="CBD5E1" w:sz="1"/>
+              <w:right w:val="single" w:color="CBD5E1" w:sz="1"/>
+            </w:tcBorders>
+            <w:shd w:fill="F8FAFC" w:val="clear"/>
+            <w:tcMar>
+              <w:top w:type="dxa" w:w="80"/>
+              <w:left w:type="dxa" w:w="120"/>
+              <w:bottom w:type="dxa" w:w="80"/>
+              <w:right w:type="dxa" w:w="120"/>
+            </w:tcMar>
+            <w:vAlign w:val="top"/>
+          </w:tcPr>
+          <w:p>
+            <w:pPr>
+              <w:spacing w:after="0" w:before="0"/>
+              <w:jc w:val="left"/>
+            </w:pPr>
+            <w:r>
+              <w:rPr>
+                <w:rFonts w:ascii="Arial" w:cs="Arial" w:eastAsia="Arial" w:hAnsi="Arial"/>
+                <w:color w:val="1E293B"/>
+                <w:sz w:val="19"/>
+                <w:szCs w:val="19"/>
+              </w:rPr>
+              <w:t xml:space="preserve">Tabular preview of the ingested validation dataset: column names, data types, row count, version history, and inline data preview with download capability</w:t>
             </w:r>
           </w:p>
         </w:tc>
@@ -24861,7 +25075,7 @@
           <w:sz w:val="20"/>
           <w:szCs w:val="20"/>
         </w:rPr>
-        <w:t xml:space="preserve">An interactive HTML wireframe covering all fourteen screens in this BRD has been delivered as a companion artefact (datacenter_repository_wireframe.html). The wireframe illustrates:</w:t>
+        <w:t>An interactive HTML wireframe covering all sixteen screens in this BRD has been delivered as a companion artefact (WF6_DataCenter_Repository_Wireframe.html). The wireframe illustrates:</w:t>
       </w:r>
     </w:p>
     <w:p>

--- a/WF6_DataCenter_Repository_BRD.docx
+++ b/WF6_DataCenter_Repository_BRD.docx
@@ -468,7 +468,7 @@
                 <w:sz w:val="20"/>
                 <w:szCs w:val="20"/>
               </w:rPr>
-              <w:t xml:space="preserve">Domain/Technique/Model folder navigation; 11 component slots per model; upload &amp; versioning; soft delete &amp; Admin approval; Audit Log; Additional Documents</w:t>
+              <w:t>Domain/Technique/Model folder navigation; thirteen component slots per model; upload &amp; versioning; soft delete &amp; Admin approval; Audit Log; Additional Documents</w:t>
             </w:r>
           </w:p>
         </w:tc>
@@ -7223,7 +7223,7 @@
                 <w:sz w:val="19"/>
                 <w:szCs w:val="19"/>
               </w:rPr>
-              <w:t xml:space="preserve">Component 1 — key-value metadata viewer with version sidebar</w:t>
+              <w:t>Component 3 — key-value metadata viewer with version sidebar</w:t>
             </w:r>
           </w:p>
         </w:tc>
@@ -7330,7 +7330,7 @@
                 <w:sz w:val="19"/>
                 <w:szCs w:val="19"/>
               </w:rPr>
-              <w:t xml:space="preserve">Component 2 — read-only KPI Pack snapshot viewer</w:t>
+              <w:t>Component 4 — read-only KPI Pack snapshot viewer</w:t>
             </w:r>
           </w:p>
         </w:tc>
@@ -7437,7 +7437,7 @@
                 <w:sz w:val="19"/>
                 <w:szCs w:val="19"/>
               </w:rPr>
-              <w:t xml:space="preserve">Component 3 — reference statistics table / file viewer</w:t>
+              <w:t>Component 5 — reference statistics table / file viewer</w:t>
             </w:r>
           </w:p>
         </w:tc>
@@ -7544,7 +7544,7 @@
                 <w:sz w:val="19"/>
                 <w:szCs w:val="19"/>
               </w:rPr>
-              <w:t xml:space="preserve">Component 4 — OOT/OOS sample analysis report viewer</w:t>
+              <w:t>Component 6 — OOT/OOS sample analysis report viewer</w:t>
             </w:r>
           </w:p>
         </w:tc>
@@ -7651,7 +7651,7 @@
                 <w:sz w:val="19"/>
                 <w:szCs w:val="19"/>
               </w:rPr>
-              <w:t xml:space="preserve">Components 5, 6, 7 — three independently versioned drift reports on a tabbed screen (Data Drift / Concept Drift / Performance Drift)</w:t>
+              <w:t>Components 7, 8 and 9 — three independently versioned drift reports on a tabbed screen (Data Drift / Concept Drift / Performance Drift)</w:t>
             </w:r>
           </w:p>
         </w:tc>
@@ -7758,7 +7758,7 @@
                 <w:sz w:val="19"/>
                 <w:szCs w:val="19"/>
               </w:rPr>
-              <w:t xml:space="preserve">Component 8 — structured RCA report viewer</w:t>
+              <w:t>Component 10 — structured RCA report viewer</w:t>
             </w:r>
           </w:p>
         </w:tc>
@@ -7865,7 +7865,7 @@
                 <w:sz w:val="19"/>
                 <w:szCs w:val="19"/>
               </w:rPr>
-              <w:t xml:space="preserve">Component 9 — consolidated validation report viewer; shows empty state if agent has not yet run</w:t>
+              <w:t>Component 11 — consolidated validation report viewer; shows empty state if agent has not yet run</w:t>
             </w:r>
           </w:p>
         </w:tc>
@@ -7972,7 +7972,7 @@
                 <w:sz w:val="19"/>
                 <w:szCs w:val="19"/>
               </w:rPr>
-              <w:t xml:space="preserve">Component 10 — immutable, filterable action log; no delete controls</w:t>
+              <w:t>Component 12 — immutable, filterable action log; no delete controls</w:t>
             </w:r>
           </w:p>
         </w:tc>
@@ -8079,7 +8079,7 @@
                 <w:sz w:val="19"/>
                 <w:szCs w:val="19"/>
               </w:rPr>
-              <w:t xml:space="preserve">Component 11 — free-upload document library with upload drawer</w:t>
+              <w:t>Component 13 — free-upload document library with upload drawer</w:t>
             </w:r>
           </w:p>
         </w:tc>
@@ -8293,7 +8293,7 @@
                 <w:sz w:val="19"/>
                 <w:szCs w:val="19"/>
               </w:rPr>
-              <w:t xml:space="preserve">Tabular preview of the ingested reference dataset: column names, data types, row count, version history, and inline data preview with download capability</w:t>
+              <w:t>Component 1 — Tabular preview of the ingested reference dataset: column names, data types, row count, version history, and inline data preview with download capability</w:t>
             </w:r>
           </w:p>
         </w:tc>
@@ -8400,7 +8400,7 @@
                 <w:sz w:val="19"/>
                 <w:szCs w:val="19"/>
               </w:rPr>
-              <w:t xml:space="preserve">Tabular preview of the ingested validation dataset: column names, data types, row count, version history, and inline data preview with download capability</w:t>
+              <w:t>Component 2 — Tabular preview of the ingested validation dataset: column names, data types, row count, version history, and inline data preview with download capability</w:t>
             </w:r>
           </w:p>
         </w:tc>
@@ -10361,7 +10361,7 @@
                 <w:sz w:val="19"/>
                 <w:szCs w:val="19"/>
               </w:rPr>
-              <w:t>The Upload Progress column shall display a progress bar and a fraction (e.g., 9/11) indicating how many of the thirteen component slots have at least one non-deleted version uploaded. Agent-generated slots that have not yet been populated by an agent run shall count as not uploaded.</w:t>
+              <w:t>The Upload Progress column shall display a progress bar and a fraction (e.g., 9/13) indicating how many of the thirteen component slots have at least one non-deleted version uploaded. Agent-generated slots that have not yet been populated by an agent run shall count as not uploaded.</w:t>
             </w:r>
           </w:p>
         </w:tc>
@@ -11481,7 +11481,7 @@
                 <w:sz w:val="19"/>
                 <w:szCs w:val="19"/>
               </w:rPr>
-              <w:t xml:space="preserve">A completeness bar shall be displayed between the summary banner and the component table, showing: a labelled progress bar, the fraction of uploaded slots (e.g., 9 of 11), and a count of pending-upload slots.</w:t>
+              <w:t>A completeness bar shall be displayed between the summary banner and the component table, showing: a labelled progress bar, the fraction of uploaded slots (e.g., 9 of 13), and a count of pending-upload slots.</w:t>
             </w:r>
           </w:p>
         </w:tc>
@@ -11984,7 +11984,7 @@
                 <w:sz w:val="19"/>
                 <w:szCs w:val="19"/>
               </w:rPr>
-              <w:t xml:space="preserve">Components shall be grouped by three visual section rows: (1) Core Model Artefacts — components 1, 2, 3; (2) Validation Artefacts — components 4, 5, 6, 7, 8, 9; (3) Governance &amp; Support — components 10, 11.</w:t>
+              <w:t>Components shall be grouped by three visual section rows: (1) Core Model Artefacts — components 1, 2, 3, 4, 5; (2) Validation Artefacts — components 6, 7, 8, 9, 10, 11; (3) Governance &amp; Support — components 12, 13.</w:t>
             </w:r>
           </w:p>
         </w:tc>
@@ -13328,7 +13328,7 @@
           <w:sz w:val="20"/>
           <w:szCs w:val="20"/>
         </w:rPr>
-        <w:t>Component 1 of 13 — Source: User Upload. Displays the model's registered metadata fields as a key-value table. Supports versioning, download, and delete request.</w:t>
+        <w:t>Component 3 of 13 — Source: User Upload. Displays the model's registered metadata fields as a key-value table. Supports versioning, download, and delete request.</w:t>
       </w:r>
     </w:p>
     <w:tbl>
@@ -14164,7 +14164,7 @@
           <w:sz w:val="20"/>
           <w:szCs w:val="20"/>
         </w:rPr>
-        <w:t>Component 2 of 13 — Source: User Upload. Displays a read-only snapshot of the KPI Pack configuration stored for this model.</w:t>
+        <w:t>Component 4 of 13 — Source: User Upload. Displays a read-only snapshot of the KPI Pack configuration stored for this model.</w:t>
       </w:r>
     </w:p>
     <w:tbl>
@@ -14589,7 +14589,7 @@
                 <w:sz w:val="19"/>
                 <w:szCs w:val="19"/>
               </w:rPr>
-              <w:t xml:space="preserve">Concept Drift metrics shall show thresholds in the Breach Threshold column only; the Warning Threshold column shall display '—' for those rows, consistent with the Foundational BRD threshold model.</w:t>
+              <w:t>Concept Drift metrics shall display both Warning Threshold and Breach Threshold columns. Where an absolute Warning Threshold has been configured, it shall be displayed; where no absolute threshold is set, the Warning Threshold cell shall display '—'. The Breach Threshold cell shall display the configured absolute threshold value if set, or the delta threshold value if only delta thresholds are configured.</w:t>
             </w:r>
           </w:p>
         </w:tc>
@@ -14778,7 +14778,7 @@
           <w:sz w:val="20"/>
           <w:szCs w:val="20"/>
         </w:rPr>
-        <w:t>Component 3 of 13 — Source: User Upload. Stores reference statistics from the model's development or training dataset.</w:t>
+        <w:t>Component 5 of 13 — Source: User Upload. Stores reference statistics from the model's development or training dataset.</w:t>
       </w:r>
     </w:p>
     <w:tbl>
@@ -15447,12 +15447,12 @@
     </w:p>
     <w:p>
       <w:r>
-        <w:t xml:space="preserve">Component 5 of 13 — Source: System Ingested. Stores the reference sample dataset used for ongoing drift and performance comparisons. Ingested via the Reference Data Ingestion workflow (WF3). Read-only for Users; supports version history and download.</w:t>
+        <w:t>Component 1 of 13 — Source: System Ingested. Stores the reference sample dataset used for ongoing drift and performance comparisons. Ingested via the Reference Data Ingestion workflow (WF3). Read-only for Users; supports version history and download.</w:t>
       </w:r>
     </w:p>
     <w:p>
       <w:r>
-        <w:t xml:space="preserve">Component 4 of 13 — Source: System Ingested. Stores the baseline statistical profile computed from the model’s development or training dataset. This component is populated automatically by the Data Ingestion Agent when reference data is ingested and is read-only for Users. Supports version history and download.</w:t>
+        <w:t>Component 2 of 13 — Source: System Ingested. Stores the baseline statistical profile computed from the model’s development or training dataset. This component is populated automatically by the Data Ingestion Agent when reference data is ingested and is read-only for Users. Supports version history and download.</w:t>
       </w:r>
     </w:p>
     <w:p>
@@ -16633,7 +16633,7 @@
                 <w:sz w:val="19"/>
                 <w:szCs w:val="19"/>
               </w:rPr>
-              <w:t xml:space="preserve">The S04 Model Repository Dashboard shall display each drift type as a separate row (components 5, 6, 7) with independent status pills and version timestamps.</w:t>
+              <w:t>The S04 Model Repository Dashboard shall display each drift type as a separate row (components 7, 8 and 9) with independent status pills and version timestamps.</w:t>
             </w:r>
           </w:p>
         </w:tc>
@@ -17233,7 +17233,7 @@
                 <w:sz w:val="19"/>
                 <w:szCs w:val="19"/>
               </w:rPr>
-              <w:t xml:space="preserve">The Concept Drift tab results table shall display: Metric, Reference Value, Current Value, Delta, Breach Threshold, and Status. Warning threshold columns shall be absent, consistent with the delta-only threshold model.</w:t>
+              <w:t>The Concept Drift tab results table shall display: Metric, Reference Value, Current Value, Delta, Breach Threshold, and Status. A Warning Threshold column shall be included in the results table. Where an absolute Warning Threshold is configured for the metric, it shall be displayed; otherwise the cell shall display —.</w:t>
             </w:r>
           </w:p>
         </w:tc>
